--- a/Docs/STRIPE_BUILD_NOTES.docx
+++ b/Docs/STRIPE_BUILD_NOTES.docx
@@ -32,7 +32,7 @@
           <w:color w:val="231F20"/>
           <w:sz w:val="22"/>
         </w:rPr>
-        <w:t xml:space="preserve"> Plumbing built 18 May 2026. </w:t>
+        <w:t xml:space="preserve"> Plumbing built 18 May 2026, refactored same day. </w:t>
       </w:r>
       <w:r>
         <w:rPr>
@@ -40,7 +40,123 @@
           <w:color w:val="231F20"/>
           <w:sz w:val="22"/>
         </w:rPr>
-        <w:t>Not live yet — Anna must create products + you must register the webhook before anything works.</w:t>
+        <w:t>Not live yet — Anna must enter prices in Strapi + you must register the webhook before anything works.</w:t>
+      </w:r>
+    </w:p>
+    <w:p>
+      <w:pPr>
+        <w:spacing w:before="280" w:after="80"/>
+      </w:pPr>
+      <w:r>
+        <w:rPr>
+          <w:b/>
+          <w:color w:val="6E3A5A"/>
+          <w:sz w:val="32"/>
+        </w:rPr>
+        <w:t>Architecture principle</w:t>
+      </w:r>
+    </w:p>
+    <w:p>
+      <w:pPr>
+        <w:spacing w:after="80"/>
+      </w:pPr>
+      <w:r>
+        <w:rPr>
+          <w:b/>
+          <w:color w:val="231F20"/>
+          <w:sz w:val="22"/>
+        </w:rPr>
+        <w:t>Strapi is the source of truth. Stripe is JUST a payment gateway.</w:t>
+      </w:r>
+    </w:p>
+    <w:p>
+      <w:pPr>
+        <w:pStyle w:val="ListBullet"/>
+        <w:spacing w:after="40"/>
+      </w:pPr>
+      <w:r>
+        <w:rPr>
+          <w:color w:val="231F20"/>
+          <w:sz w:val="22"/>
+        </w:rPr>
+        <w:t>All products, prices, recurring/one-off flags, Mailchimp tag names, and "grants Reset Room access" flags live in Strapi.</w:t>
+      </w:r>
+    </w:p>
+    <w:p>
+      <w:pPr>
+        <w:pStyle w:val="ListBullet"/>
+        <w:spacing w:after="40"/>
+      </w:pPr>
+      <w:r>
+        <w:rPr>
+          <w:color w:val="231F20"/>
+          <w:sz w:val="22"/>
+        </w:rPr>
+        <w:t>Anna manages everything from the CMS admin (iPhone-friendly).</w:t>
+      </w:r>
+    </w:p>
+    <w:p>
+      <w:pPr>
+        <w:pStyle w:val="ListBullet"/>
+        <w:spacing w:after="40"/>
+      </w:pPr>
+      <w:r>
+        <w:rPr>
+          <w:color w:val="231F20"/>
+          <w:sz w:val="22"/>
+        </w:rPr>
+        <w:t>Stripe sees an inline price built at request time. No products created in Stripe. No price IDs stored in env vars.</w:t>
+      </w:r>
+    </w:p>
+    <w:p>
+      <w:pPr>
+        <w:pStyle w:val="ListBullet"/>
+        <w:spacing w:after="40"/>
+      </w:pPr>
+      <w:r>
+        <w:rPr>
+          <w:color w:val="231F20"/>
+          <w:sz w:val="22"/>
+        </w:rPr>
+        <w:t xml:space="preserve">Webhook reads metadata </w:t>
+      </w:r>
+      <w:r>
+        <w:rPr>
+          <w:rFonts w:ascii="Consolas" w:hAnsi="Consolas"/>
+          <w:color w:val="6E3A5A"/>
+          <w:sz w:val="20"/>
+        </w:rPr>
+        <w:t>{ strapi_type, strapi_id }</w:t>
+      </w:r>
+      <w:r>
+        <w:rPr>
+          <w:color w:val="231F20"/>
+          <w:sz w:val="22"/>
+        </w:rPr>
+        <w:t xml:space="preserve"> from the event → re-fetches the Strapi record → applies the current tag/role rules.</w:t>
+      </w:r>
+    </w:p>
+    <w:p>
+      <w:pPr>
+        <w:spacing w:after="80"/>
+      </w:pPr>
+      <w:r>
+        <w:rPr>
+          <w:color w:val="231F20"/>
+          <w:sz w:val="22"/>
+        </w:rPr>
+        <w:t>If Anna changes a price or tag in Strapi, the next checkout uses the new value immediately — no developer touch, no redeploy.</w:t>
+      </w:r>
+    </w:p>
+    <w:p>
+      <w:pPr>
+        <w:spacing w:before="120" w:after="120"/>
+      </w:pPr>
+      <w:r>
+        <w:rPr>
+          <w:color w:val="555555"/>
+        </w:rPr>
+        <w:t>――――――――――――――――――――――――――――――</w:t>
       </w:r>
     </w:p>
     <w:p>
@@ -87,7 +203,28 @@
           <w:color w:val="231F20"/>
           <w:sz w:val="22"/>
         </w:rPr>
-        <w:t xml:space="preserve"> — Stripe SDK init + price-ID → tag/role map</w:t>
+        <w:t xml:space="preserve"> — Stripe SDK init (just the SDK, no business logic)</w:t>
+      </w:r>
+    </w:p>
+    <w:p>
+      <w:pPr>
+        <w:pStyle w:val="ListBullet"/>
+        <w:spacing w:after="40"/>
+      </w:pPr>
+      <w:r>
+        <w:rPr>
+          <w:rFonts w:ascii="Consolas" w:hAnsi="Consolas"/>
+          <w:color w:val="6E3A5A"/>
+          <w:sz w:val="20"/>
+        </w:rPr>
+        <w:t>web/src/lib/strapi-purchasable.ts</w:t>
+      </w:r>
+      <w:r>
+        <w:rPr>
+          <w:color w:val="231F20"/>
+          <w:sz w:val="22"/>
+        </w:rPr>
+        <w:t xml:space="preserve"> — Fetches and normalizes any purchasable Strapi record</w:t>
       </w:r>
     </w:p>
     <w:p>
@@ -180,7 +317,7 @@
           <w:color w:val="231F20"/>
           <w:sz w:val="22"/>
         </w:rPr>
-        <w:t xml:space="preserve"> — Creates Checkout Sessions</w:t>
+        <w:t xml:space="preserve"> — Builds Stripe Checkout sessions from Strapi</w:t>
       </w:r>
     </w:p>
     <w:p>
@@ -201,7 +338,508 @@
           <w:color w:val="231F20"/>
           <w:sz w:val="22"/>
         </w:rPr>
-        <w:t xml:space="preserve"> — Handles Stripe events with signature verification</w:t>
+        <w:t xml:space="preserve"> — Signature-verified handler; metadata-driven Strapi lookup</w:t>
+      </w:r>
+    </w:p>
+    <w:p>
+      <w:pPr>
+        <w:spacing w:before="200" w:after="60"/>
+      </w:pPr>
+      <w:r>
+        <w:rPr>
+          <w:b/>
+          <w:color w:val="231F20"/>
+          <w:sz w:val="26"/>
+        </w:rPr>
+        <w:t>Strapi schemas updated</w:t>
+      </w:r>
+    </w:p>
+    <w:p>
+      <w:pPr>
+        <w:spacing w:after="80"/>
+      </w:pPr>
+      <w:r>
+        <w:rPr>
+          <w:color w:val="231F20"/>
+          <w:sz w:val="22"/>
+        </w:rPr>
+        <w:t>These fields now exist on every "purchasable" content type:</w:t>
+      </w:r>
+    </w:p>
+    <w:tbl>
+      <w:tblPr>
+        <w:tblStyle w:val="LightGrid-Accent1"/>
+        <w:tblW w:type="auto" w:w="0"/>
+        <w:tblLook w:firstColumn="1" w:firstRow="1" w:lastColumn="0" w:lastRow="0" w:noHBand="0" w:noVBand="1" w:val="04A0"/>
+      </w:tblPr>
+      <w:tblGrid>
+        <w:gridCol w:w="3216"/>
+        <w:gridCol w:w="3216"/>
+        <w:gridCol w:w="3216"/>
+      </w:tblGrid>
+      <w:tr>
+        <w:tc>
+          <w:tcPr>
+            <w:tcW w:type="dxa" w:w="3216"/>
+          </w:tcPr>
+          <w:p>
+            <w:r/>
+            <w:r>
+              <w:rPr>
+                <w:b/>
+                <w:color w:val="6E3A5A"/>
+                <w:sz w:val="22"/>
+              </w:rPr>
+              <w:t>Field</w:t>
+            </w:r>
+          </w:p>
+        </w:tc>
+        <w:tc>
+          <w:tcPr>
+            <w:tcW w:type="dxa" w:w="3216"/>
+          </w:tcPr>
+          <w:p>
+            <w:r/>
+            <w:r>
+              <w:rPr>
+                <w:b/>
+                <w:color w:val="6E3A5A"/>
+                <w:sz w:val="22"/>
+              </w:rPr>
+              <w:t>Type</w:t>
+            </w:r>
+          </w:p>
+        </w:tc>
+        <w:tc>
+          <w:tcPr>
+            <w:tcW w:type="dxa" w:w="3216"/>
+          </w:tcPr>
+          <w:p>
+            <w:r/>
+            <w:r>
+              <w:rPr>
+                <w:b/>
+                <w:color w:val="6E3A5A"/>
+                <w:sz w:val="22"/>
+              </w:rPr>
+              <w:t>Purpose</w:t>
+            </w:r>
+          </w:p>
+        </w:tc>
+      </w:tr>
+      <w:tr>
+        <w:tc>
+          <w:tcPr>
+            <w:tcW w:type="dxa" w:w="3216"/>
+          </w:tcPr>
+          <w:p>
+            <w:r/>
+            <w:r>
+              <w:rPr>
+                <w:rFonts w:ascii="Consolas" w:hAnsi="Consolas"/>
+                <w:color w:val="6E3A5A"/>
+                <w:sz w:val="20"/>
+              </w:rPr>
+              <w:t>pricePence</w:t>
+            </w:r>
+          </w:p>
+        </w:tc>
+        <w:tc>
+          <w:tcPr>
+            <w:tcW w:type="dxa" w:w="3216"/>
+          </w:tcPr>
+          <w:p>
+            <w:r/>
+            <w:r>
+              <w:rPr>
+                <w:color w:val="231F20"/>
+                <w:sz w:val="22"/>
+              </w:rPr>
+              <w:t>integer</w:t>
+            </w:r>
+          </w:p>
+        </w:tc>
+        <w:tc>
+          <w:tcPr>
+            <w:tcW w:type="dxa" w:w="3216"/>
+          </w:tcPr>
+          <w:p>
+            <w:r/>
+            <w:r>
+              <w:rPr>
+                <w:color w:val="231F20"/>
+                <w:sz w:val="22"/>
+              </w:rPr>
+              <w:t>Price in pence. £25 = 2500. 0 = "by enquiry".</w:t>
+            </w:r>
+          </w:p>
+        </w:tc>
+      </w:tr>
+      <w:tr>
+        <w:tc>
+          <w:tcPr>
+            <w:tcW w:type="dxa" w:w="3216"/>
+          </w:tcPr>
+          <w:p>
+            <w:r/>
+            <w:r>
+              <w:rPr>
+                <w:rFonts w:ascii="Consolas" w:hAnsi="Consolas"/>
+                <w:color w:val="6E3A5A"/>
+                <w:sz w:val="20"/>
+              </w:rPr>
+              <w:t>currency</w:t>
+            </w:r>
+          </w:p>
+        </w:tc>
+        <w:tc>
+          <w:tcPr>
+            <w:tcW w:type="dxa" w:w="3216"/>
+          </w:tcPr>
+          <w:p>
+            <w:r/>
+            <w:r>
+              <w:rPr>
+                <w:color w:val="231F20"/>
+                <w:sz w:val="22"/>
+              </w:rPr>
+              <w:t>string</w:t>
+            </w:r>
+          </w:p>
+        </w:tc>
+        <w:tc>
+          <w:tcPr>
+            <w:tcW w:type="dxa" w:w="3216"/>
+          </w:tcPr>
+          <w:p>
+            <w:r/>
+            <w:r>
+              <w:rPr>
+                <w:color w:val="231F20"/>
+                <w:sz w:val="22"/>
+              </w:rPr>
+              <w:t xml:space="preserve">ISO code, lowercase. Default </w:t>
+            </w:r>
+            <w:r>
+              <w:rPr>
+                <w:rFonts w:ascii="Consolas" w:hAnsi="Consolas"/>
+                <w:color w:val="6E3A5A"/>
+                <w:sz w:val="20"/>
+              </w:rPr>
+              <w:t>gbp</w:t>
+            </w:r>
+            <w:r>
+              <w:rPr>
+                <w:color w:val="231F20"/>
+                <w:sz w:val="22"/>
+              </w:rPr>
+              <w:t>.</w:t>
+            </w:r>
+          </w:p>
+        </w:tc>
+      </w:tr>
+      <w:tr>
+        <w:tc>
+          <w:tcPr>
+            <w:tcW w:type="dxa" w:w="3216"/>
+          </w:tcPr>
+          <w:p>
+            <w:r/>
+            <w:r>
+              <w:rPr>
+                <w:rFonts w:ascii="Consolas" w:hAnsi="Consolas"/>
+                <w:color w:val="6E3A5A"/>
+                <w:sz w:val="20"/>
+              </w:rPr>
+              <w:t>isRecurring</w:t>
+            </w:r>
+          </w:p>
+        </w:tc>
+        <w:tc>
+          <w:tcPr>
+            <w:tcW w:type="dxa" w:w="3216"/>
+          </w:tcPr>
+          <w:p>
+            <w:r/>
+            <w:r>
+              <w:rPr>
+                <w:color w:val="231F20"/>
+                <w:sz w:val="22"/>
+              </w:rPr>
+              <w:t>boolean</w:t>
+            </w:r>
+          </w:p>
+        </w:tc>
+        <w:tc>
+          <w:tcPr>
+            <w:tcW w:type="dxa" w:w="3216"/>
+          </w:tcPr>
+          <w:p>
+            <w:r/>
+            <w:r>
+              <w:rPr>
+                <w:color w:val="231F20"/>
+                <w:sz w:val="22"/>
+              </w:rPr>
+              <w:t>Tick for subscription, unchecked for one-off.</w:t>
+            </w:r>
+          </w:p>
+        </w:tc>
+      </w:tr>
+      <w:tr>
+        <w:tc>
+          <w:tcPr>
+            <w:tcW w:type="dxa" w:w="3216"/>
+          </w:tcPr>
+          <w:p>
+            <w:r/>
+            <w:r>
+              <w:rPr>
+                <w:rFonts w:ascii="Consolas" w:hAnsi="Consolas"/>
+                <w:color w:val="6E3A5A"/>
+                <w:sz w:val="20"/>
+              </w:rPr>
+              <w:t>recurringInterval</w:t>
+            </w:r>
+          </w:p>
+        </w:tc>
+        <w:tc>
+          <w:tcPr>
+            <w:tcW w:type="dxa" w:w="3216"/>
+          </w:tcPr>
+          <w:p>
+            <w:r/>
+            <w:r>
+              <w:rPr>
+                <w:color w:val="231F20"/>
+                <w:sz w:val="22"/>
+              </w:rPr>
+              <w:t>enum</w:t>
+            </w:r>
+          </w:p>
+        </w:tc>
+        <w:tc>
+          <w:tcPr>
+            <w:tcW w:type="dxa" w:w="3216"/>
+          </w:tcPr>
+          <w:p>
+            <w:r/>
+            <w:r>
+              <w:rPr>
+                <w:rFonts w:ascii="Consolas" w:hAnsi="Consolas"/>
+                <w:color w:val="6E3A5A"/>
+                <w:sz w:val="20"/>
+              </w:rPr>
+              <w:t>month</w:t>
+            </w:r>
+            <w:r>
+              <w:rPr>
+                <w:color w:val="231F20"/>
+                <w:sz w:val="22"/>
+              </w:rPr>
+              <w:t xml:space="preserve"> or </w:t>
+            </w:r>
+            <w:r>
+              <w:rPr>
+                <w:rFonts w:ascii="Consolas" w:hAnsi="Consolas"/>
+                <w:color w:val="6E3A5A"/>
+                <w:sz w:val="20"/>
+              </w:rPr>
+              <w:t>year</w:t>
+            </w:r>
+            <w:r>
+              <w:rPr>
+                <w:color w:val="231F20"/>
+                <w:sz w:val="22"/>
+              </w:rPr>
+              <w:t xml:space="preserve"> (only used when </w:t>
+            </w:r>
+            <w:r>
+              <w:rPr>
+                <w:rFonts w:ascii="Consolas" w:hAnsi="Consolas"/>
+                <w:color w:val="6E3A5A"/>
+                <w:sz w:val="20"/>
+              </w:rPr>
+              <w:t>isRecurring</w:t>
+            </w:r>
+            <w:r>
+              <w:rPr>
+                <w:color w:val="231F20"/>
+                <w:sz w:val="22"/>
+              </w:rPr>
+              <w:t>).</w:t>
+            </w:r>
+          </w:p>
+        </w:tc>
+      </w:tr>
+      <w:tr>
+        <w:tc>
+          <w:tcPr>
+            <w:tcW w:type="dxa" w:w="3216"/>
+          </w:tcPr>
+          <w:p>
+            <w:r/>
+            <w:r>
+              <w:rPr>
+                <w:rFonts w:ascii="Consolas" w:hAnsi="Consolas"/>
+                <w:color w:val="6E3A5A"/>
+                <w:sz w:val="20"/>
+              </w:rPr>
+              <w:t>mailchimpTag</w:t>
+            </w:r>
+          </w:p>
+        </w:tc>
+        <w:tc>
+          <w:tcPr>
+            <w:tcW w:type="dxa" w:w="3216"/>
+          </w:tcPr>
+          <w:p>
+            <w:r/>
+            <w:r>
+              <w:rPr>
+                <w:color w:val="231F20"/>
+                <w:sz w:val="22"/>
+              </w:rPr>
+              <w:t>string</w:t>
+            </w:r>
+          </w:p>
+        </w:tc>
+        <w:tc>
+          <w:tcPr>
+            <w:tcW w:type="dxa" w:w="3216"/>
+          </w:tcPr>
+          <w:p>
+            <w:r/>
+            <w:r>
+              <w:rPr>
+                <w:color w:val="231F20"/>
+                <w:sz w:val="22"/>
+              </w:rPr>
+              <w:t>Tag attached on successful payment. Must match Mailchimp tag name EXACTLY.</w:t>
+            </w:r>
+          </w:p>
+        </w:tc>
+      </w:tr>
+      <w:tr>
+        <w:tc>
+          <w:tcPr>
+            <w:tcW w:type="dxa" w:w="3216"/>
+          </w:tcPr>
+          <w:p>
+            <w:r/>
+            <w:r>
+              <w:rPr>
+                <w:rFonts w:ascii="Consolas" w:hAnsi="Consolas"/>
+                <w:color w:val="6E3A5A"/>
+                <w:sz w:val="20"/>
+              </w:rPr>
+              <w:t>grantsResetRoomAccess</w:t>
+            </w:r>
+          </w:p>
+        </w:tc>
+        <w:tc>
+          <w:tcPr>
+            <w:tcW w:type="dxa" w:w="3216"/>
+          </w:tcPr>
+          <w:p>
+            <w:r/>
+            <w:r>
+              <w:rPr>
+                <w:color w:val="231F20"/>
+                <w:sz w:val="22"/>
+              </w:rPr>
+              <w:t>boolean</w:t>
+            </w:r>
+          </w:p>
+        </w:tc>
+        <w:tc>
+          <w:tcPr>
+            <w:tcW w:type="dxa" w:w="3216"/>
+          </w:tcPr>
+          <w:p>
+            <w:r/>
+            <w:r>
+              <w:rPr>
+                <w:color w:val="231F20"/>
+                <w:sz w:val="22"/>
+              </w:rPr>
+              <w:t xml:space="preserve">Tick ONLY for the Reset Room membership — promotes user to </w:t>
+            </w:r>
+            <w:r>
+              <w:rPr>
+                <w:rFonts w:ascii="Consolas" w:hAnsi="Consolas"/>
+                <w:color w:val="6E3A5A"/>
+                <w:sz w:val="20"/>
+              </w:rPr>
+              <w:t>reset-room-member</w:t>
+            </w:r>
+            <w:r>
+              <w:rPr>
+                <w:color w:val="231F20"/>
+                <w:sz w:val="22"/>
+              </w:rPr>
+              <w:t xml:space="preserve"> role.</w:t>
+            </w:r>
+          </w:p>
+        </w:tc>
+      </w:tr>
+    </w:tbl>
+    <w:p/>
+    <w:p>
+      <w:pPr>
+        <w:spacing w:after="80"/>
+      </w:pPr>
+      <w:r>
+        <w:rPr>
+          <w:color w:val="231F20"/>
+          <w:sz w:val="22"/>
+        </w:rPr>
+        <w:t xml:space="preserve">Applied to: </w:t>
+      </w:r>
+      <w:r>
+        <w:rPr>
+          <w:rFonts w:ascii="Consolas" w:hAnsi="Consolas"/>
+          <w:color w:val="6E3A5A"/>
+          <w:sz w:val="20"/>
+        </w:rPr>
+        <w:t>Membership</w:t>
+      </w:r>
+      <w:r>
+        <w:rPr>
+          <w:color w:val="231F20"/>
+          <w:sz w:val="22"/>
+        </w:rPr>
+        <w:t xml:space="preserve"> (singleType — Reset Room), </w:t>
+      </w:r>
+      <w:r>
+        <w:rPr>
+          <w:rFonts w:ascii="Consolas" w:hAnsi="Consolas"/>
+          <w:color w:val="6E3A5A"/>
+          <w:sz w:val="20"/>
+        </w:rPr>
+        <w:t>Programme</w:t>
+      </w:r>
+      <w:r>
+        <w:rPr>
+          <w:color w:val="231F20"/>
+          <w:sz w:val="22"/>
+        </w:rPr>
+        <w:t xml:space="preserve"> (collection), </w:t>
+      </w:r>
+      <w:r>
+        <w:rPr>
+          <w:rFonts w:ascii="Consolas" w:hAnsi="Consolas"/>
+          <w:color w:val="6E3A5A"/>
+          <w:sz w:val="20"/>
+        </w:rPr>
+        <w:t>Experience Page</w:t>
+      </w:r>
+      <w:r>
+        <w:rPr>
+          <w:color w:val="231F20"/>
+          <w:sz w:val="22"/>
+        </w:rPr>
+        <w:t xml:space="preserve"> (collection).</w:t>
       </w:r>
     </w:p>
     <w:p>
@@ -349,47 +987,6 @@
           <w:color w:val="6E3A5A"/>
           <w:sz w:val="20"/>
         </w:rPr>
-        <w:t>STRIPE_PRICE_RESET_ROOM</w:t>
-      </w:r>
-      <w:r>
-        <w:rPr>
-          <w:color w:val="231F20"/>
-          <w:sz w:val="22"/>
-        </w:rPr>
-        <w:t xml:space="preserve"> (set after step 1 below)</w:t>
-      </w:r>
-    </w:p>
-    <w:p>
-      <w:pPr>
-        <w:pStyle w:val="ListBullet"/>
-        <w:spacing w:after="40"/>
-      </w:pPr>
-      <w:r>
-        <w:rPr>
-          <w:color w:val="231F20"/>
-          <w:sz w:val="22"/>
-        </w:rPr>
-        <w:t>⏳ Other product price IDs as products are created</w:t>
-      </w:r>
-    </w:p>
-    <w:p>
-      <w:pPr>
-        <w:pStyle w:val="ListBullet"/>
-        <w:spacing w:after="40"/>
-      </w:pPr>
-      <w:r>
-        <w:rPr>
-          <w:color w:val="231F20"/>
-          <w:sz w:val="22"/>
-        </w:rPr>
-        <w:t xml:space="preserve">⏳ </w:t>
-      </w:r>
-      <w:r>
-        <w:rPr>
-          <w:rFonts w:ascii="Consolas" w:hAnsi="Consolas"/>
-          <w:color w:val="6E3A5A"/>
-          <w:sz w:val="20"/>
-        </w:rPr>
         <w:t>STRAPI_ADMIN_API_TOKEN</w:t>
       </w:r>
       <w:r>
@@ -402,43 +999,6 @@
     </w:p>
     <w:p>
       <w:pPr>
-        <w:spacing w:before="120" w:after="120"/>
-      </w:pPr>
-      <w:r>
-        <w:rPr>
-          <w:color w:val="555555"/>
-        </w:rPr>
-        <w:t>――――――――――――――――――――――――――――――</w:t>
-      </w:r>
-    </w:p>
-    <w:p>
-      <w:pPr>
-        <w:spacing w:before="280" w:after="80"/>
-      </w:pPr>
-      <w:r>
-        <w:rPr>
-          <w:b/>
-          <w:color w:val="6E3A5A"/>
-          <w:sz w:val="32"/>
-        </w:rPr>
-        <w:t>Setup steps (do in this order)</w:t>
-      </w:r>
-    </w:p>
-    <w:p>
-      <w:pPr>
-        <w:spacing w:before="200" w:after="60"/>
-      </w:pPr>
-      <w:r>
-        <w:rPr>
-          <w:b/>
-          <w:color w:val="231F20"/>
-          <w:sz w:val="26"/>
-        </w:rPr>
-        <w:t>1. Anna creates products in Stripe (Test mode)</w:t>
-      </w:r>
-    </w:p>
-    <w:p>
-      <w:pPr>
         <w:spacing w:after="80"/>
       </w:pPr>
       <w:r>
@@ -446,163 +1006,7 @@
           <w:color w:val="231F20"/>
           <w:sz w:val="22"/>
         </w:rPr>
-        <w:t xml:space="preserve">Stripe Dashboard → </w:t>
-      </w:r>
-      <w:r>
-        <w:rPr>
-          <w:b/>
-          <w:color w:val="231F20"/>
-          <w:sz w:val="22"/>
-        </w:rPr>
-        <w:t>Product catalog → Add product</w:t>
-      </w:r>
-    </w:p>
-    <w:p>
-      <w:pPr>
-        <w:spacing w:after="80"/>
-      </w:pPr>
-      <w:r>
-        <w:rPr>
-          <w:color w:val="231F20"/>
-          <w:sz w:val="22"/>
-        </w:rPr>
-        <w:t>For Reset Room (the first one we need):</w:t>
-      </w:r>
-    </w:p>
-    <w:p>
-      <w:pPr>
-        <w:pStyle w:val="ListBullet"/>
-        <w:spacing w:after="40"/>
-      </w:pPr>
-      <w:r>
-        <w:rPr>
-          <w:color w:val="231F20"/>
-          <w:sz w:val="22"/>
-        </w:rPr>
-        <w:t xml:space="preserve">Name: </w:t>
-      </w:r>
-      <w:r>
-        <w:rPr>
-          <w:rFonts w:ascii="Consolas" w:hAnsi="Consolas"/>
-          <w:color w:val="6E3A5A"/>
-          <w:sz w:val="20"/>
-        </w:rPr>
-        <w:t>The Reset Room</w:t>
-      </w:r>
-    </w:p>
-    <w:p>
-      <w:pPr>
-        <w:pStyle w:val="ListBullet"/>
-        <w:spacing w:after="40"/>
-      </w:pPr>
-      <w:r>
-        <w:rPr>
-          <w:color w:val="231F20"/>
-          <w:sz w:val="22"/>
-        </w:rPr>
-        <w:t>Description: Monthly membership — Reset Room access</w:t>
-      </w:r>
-    </w:p>
-    <w:p>
-      <w:pPr>
-        <w:pStyle w:val="ListBullet"/>
-        <w:spacing w:after="40"/>
-      </w:pPr>
-      <w:r>
-        <w:rPr>
-          <w:color w:val="231F20"/>
-          <w:sz w:val="22"/>
-        </w:rPr>
-        <w:t xml:space="preserve">Price: </w:t>
-      </w:r>
-      <w:r>
-        <w:rPr>
-          <w:b/>
-          <w:color w:val="231F20"/>
-          <w:sz w:val="22"/>
-        </w:rPr>
-        <w:t>£25.00 GBP, recurring monthly</w:t>
-      </w:r>
-    </w:p>
-    <w:p>
-      <w:pPr>
-        <w:pStyle w:val="ListBullet"/>
-        <w:spacing w:after="40"/>
-      </w:pPr>
-      <w:r>
-        <w:rPr>
-          <w:color w:val="231F20"/>
-          <w:sz w:val="22"/>
-        </w:rPr>
-        <w:t xml:space="preserve">Click Save → grab the </w:t>
-      </w:r>
-      <w:r>
-        <w:rPr>
-          <w:b/>
-          <w:color w:val="231F20"/>
-          <w:sz w:val="22"/>
-        </w:rPr>
-        <w:t>Price ID</w:t>
-      </w:r>
-      <w:r>
-        <w:rPr>
-          <w:color w:val="231F20"/>
-          <w:sz w:val="22"/>
-        </w:rPr>
-        <w:t xml:space="preserve"> (starts with </w:t>
-      </w:r>
-      <w:r>
-        <w:rPr>
-          <w:rFonts w:ascii="Consolas" w:hAnsi="Consolas"/>
-          <w:color w:val="6E3A5A"/>
-          <w:sz w:val="20"/>
-        </w:rPr>
-        <w:t>price_...</w:t>
-      </w:r>
-      <w:r>
-        <w:rPr>
-          <w:color w:val="231F20"/>
-          <w:sz w:val="22"/>
-        </w:rPr>
-        <w:t>)</w:t>
-      </w:r>
-    </w:p>
-    <w:p>
-      <w:pPr>
-        <w:spacing w:after="80"/>
-      </w:pPr>
-      <w:r>
-        <w:rPr>
-          <w:color w:val="231F20"/>
-          <w:sz w:val="22"/>
-        </w:rPr>
-        <w:t>Paste that price ID into Coolify env:</w:t>
-      </w:r>
-    </w:p>
-    <w:p>
-      <w:pPr>
-        <w:pStyle w:val="ListBullet"/>
-        <w:spacing w:after="40"/>
-      </w:pPr>
-      <w:r>
-        <w:rPr>
-          <w:rFonts w:ascii="Consolas" w:hAnsi="Consolas"/>
-          <w:color w:val="6E3A5A"/>
-          <w:sz w:val="20"/>
-        </w:rPr>
-        <w:t>STRIPE_PRICE_RESET_ROOM = price_XXXXXXX</w:t>
-      </w:r>
-    </w:p>
-    <w:p>
-      <w:pPr>
-        <w:spacing w:after="80"/>
-      </w:pPr>
-      <w:r>
-        <w:rPr>
-          <w:color w:val="231F20"/>
-          <w:sz w:val="22"/>
-        </w:rPr>
-        <w:t xml:space="preserve">Repeat for each programme as Anna decides pricing (The Reset, Signal, Workshops, etc.) — each gets its own </w:t>
+        <w:t xml:space="preserve">**No </w:t>
       </w:r>
       <w:r>
         <w:rPr>
@@ -617,7 +1021,334 @@
           <w:color w:val="231F20"/>
           <w:sz w:val="22"/>
         </w:rPr>
-        <w:t xml:space="preserve"> env var.</w:t>
+        <w:t xml:space="preserve"> env vars exist.** Prices live in Strapi.</w:t>
+      </w:r>
+    </w:p>
+    <w:p>
+      <w:pPr>
+        <w:spacing w:before="120" w:after="120"/>
+      </w:pPr>
+      <w:r>
+        <w:rPr>
+          <w:color w:val="555555"/>
+        </w:rPr>
+        <w:t>――――――――――――――――――――――――――――――</w:t>
+      </w:r>
+    </w:p>
+    <w:p>
+      <w:pPr>
+        <w:spacing w:before="280" w:after="80"/>
+      </w:pPr>
+      <w:r>
+        <w:rPr>
+          <w:b/>
+          <w:color w:val="6E3A5A"/>
+          <w:sz w:val="32"/>
+        </w:rPr>
+        <w:t>Setup steps (do in this order)</w:t>
+      </w:r>
+    </w:p>
+    <w:p>
+      <w:pPr>
+        <w:spacing w:before="200" w:after="60"/>
+      </w:pPr>
+      <w:r>
+        <w:rPr>
+          <w:b/>
+          <w:color w:val="231F20"/>
+          <w:sz w:val="26"/>
+        </w:rPr>
+        <w:t>1. Anna enters the Reset Room price in Strapi</w:t>
+      </w:r>
+    </w:p>
+    <w:p>
+      <w:pPr>
+        <w:spacing w:after="80"/>
+      </w:pPr>
+      <w:r>
+        <w:rPr>
+          <w:color w:val="231F20"/>
+          <w:sz w:val="22"/>
+        </w:rPr>
+        <w:t xml:space="preserve">Strapi admin → </w:t>
+      </w:r>
+      <w:r>
+        <w:rPr>
+          <w:b/>
+          <w:color w:val="231F20"/>
+          <w:sz w:val="22"/>
+        </w:rPr>
+        <w:t>Single Types → Membership (Reset Room)</w:t>
+      </w:r>
+      <w:r>
+        <w:rPr>
+          <w:color w:val="231F20"/>
+          <w:sz w:val="22"/>
+        </w:rPr>
+        <w:t>:</w:t>
+      </w:r>
+    </w:p>
+    <w:p>
+      <w:pPr>
+        <w:pStyle w:val="ListBullet"/>
+        <w:spacing w:after="40"/>
+      </w:pPr>
+      <w:r>
+        <w:rPr>
+          <w:rFonts w:ascii="Consolas" w:hAnsi="Consolas"/>
+          <w:color w:val="6E3A5A"/>
+          <w:sz w:val="20"/>
+        </w:rPr>
+        <w:t>pricePence</w:t>
+      </w:r>
+      <w:r>
+        <w:rPr>
+          <w:color w:val="231F20"/>
+          <w:sz w:val="22"/>
+        </w:rPr>
+        <w:t xml:space="preserve">: </w:t>
+      </w:r>
+      <w:r>
+        <w:rPr>
+          <w:rFonts w:ascii="Consolas" w:hAnsi="Consolas"/>
+          <w:color w:val="6E3A5A"/>
+          <w:sz w:val="20"/>
+        </w:rPr>
+        <w:t>2500</w:t>
+      </w:r>
+      <w:r>
+        <w:rPr>
+          <w:color w:val="231F20"/>
+          <w:sz w:val="22"/>
+        </w:rPr>
+        <w:t xml:space="preserve"> (= £25.00)</w:t>
+      </w:r>
+    </w:p>
+    <w:p>
+      <w:pPr>
+        <w:pStyle w:val="ListBullet"/>
+        <w:spacing w:after="40"/>
+      </w:pPr>
+      <w:r>
+        <w:rPr>
+          <w:rFonts w:ascii="Consolas" w:hAnsi="Consolas"/>
+          <w:color w:val="6E3A5A"/>
+          <w:sz w:val="20"/>
+        </w:rPr>
+        <w:t>currency</w:t>
+      </w:r>
+      <w:r>
+        <w:rPr>
+          <w:color w:val="231F20"/>
+          <w:sz w:val="22"/>
+        </w:rPr>
+        <w:t xml:space="preserve">: </w:t>
+      </w:r>
+      <w:r>
+        <w:rPr>
+          <w:rFonts w:ascii="Consolas" w:hAnsi="Consolas"/>
+          <w:color w:val="6E3A5A"/>
+          <w:sz w:val="20"/>
+        </w:rPr>
+        <w:t>gbp</w:t>
+      </w:r>
+      <w:r>
+        <w:rPr>
+          <w:color w:val="231F20"/>
+          <w:sz w:val="22"/>
+        </w:rPr>
+        <w:t xml:space="preserve"> (already default)</w:t>
+      </w:r>
+    </w:p>
+    <w:p>
+      <w:pPr>
+        <w:pStyle w:val="ListBullet"/>
+        <w:spacing w:after="40"/>
+      </w:pPr>
+      <w:r>
+        <w:rPr>
+          <w:rFonts w:ascii="Consolas" w:hAnsi="Consolas"/>
+          <w:color w:val="6E3A5A"/>
+          <w:sz w:val="20"/>
+        </w:rPr>
+        <w:t>isRecurring</w:t>
+      </w:r>
+      <w:r>
+        <w:rPr>
+          <w:color w:val="231F20"/>
+          <w:sz w:val="22"/>
+        </w:rPr>
+        <w:t>: ✅ ON</w:t>
+      </w:r>
+    </w:p>
+    <w:p>
+      <w:pPr>
+        <w:pStyle w:val="ListBullet"/>
+        <w:spacing w:after="40"/>
+      </w:pPr>
+      <w:r>
+        <w:rPr>
+          <w:rFonts w:ascii="Consolas" w:hAnsi="Consolas"/>
+          <w:color w:val="6E3A5A"/>
+          <w:sz w:val="20"/>
+        </w:rPr>
+        <w:t>recurringInterval</w:t>
+      </w:r>
+      <w:r>
+        <w:rPr>
+          <w:color w:val="231F20"/>
+          <w:sz w:val="22"/>
+        </w:rPr>
+        <w:t xml:space="preserve">: </w:t>
+      </w:r>
+      <w:r>
+        <w:rPr>
+          <w:rFonts w:ascii="Consolas" w:hAnsi="Consolas"/>
+          <w:color w:val="6E3A5A"/>
+          <w:sz w:val="20"/>
+        </w:rPr>
+        <w:t>month</w:t>
+      </w:r>
+    </w:p>
+    <w:p>
+      <w:pPr>
+        <w:pStyle w:val="ListBullet"/>
+        <w:spacing w:after="40"/>
+      </w:pPr>
+      <w:r>
+        <w:rPr>
+          <w:rFonts w:ascii="Consolas" w:hAnsi="Consolas"/>
+          <w:color w:val="6E3A5A"/>
+          <w:sz w:val="20"/>
+        </w:rPr>
+        <w:t>mailchimpTag</w:t>
+      </w:r>
+      <w:r>
+        <w:rPr>
+          <w:color w:val="231F20"/>
+          <w:sz w:val="22"/>
+        </w:rPr>
+        <w:t xml:space="preserve">: </w:t>
+      </w:r>
+      <w:r>
+        <w:rPr>
+          <w:rFonts w:ascii="Consolas" w:hAnsi="Consolas"/>
+          <w:color w:val="6E3A5A"/>
+          <w:sz w:val="20"/>
+        </w:rPr>
+        <w:t>Reset Room Members</w:t>
+      </w:r>
+      <w:r>
+        <w:rPr>
+          <w:color w:val="231F20"/>
+          <w:sz w:val="22"/>
+        </w:rPr>
+        <w:t xml:space="preserve"> (must match the Mailchimp tag exactly)</w:t>
+      </w:r>
+    </w:p>
+    <w:p>
+      <w:pPr>
+        <w:pStyle w:val="ListBullet"/>
+        <w:spacing w:after="40"/>
+      </w:pPr>
+      <w:r>
+        <w:rPr>
+          <w:rFonts w:ascii="Consolas" w:hAnsi="Consolas"/>
+          <w:color w:val="6E3A5A"/>
+          <w:sz w:val="20"/>
+        </w:rPr>
+        <w:t>grantsResetRoomAccess</w:t>
+      </w:r>
+      <w:r>
+        <w:rPr>
+          <w:color w:val="231F20"/>
+          <w:sz w:val="22"/>
+        </w:rPr>
+        <w:t>: ✅ ON</w:t>
+      </w:r>
+    </w:p>
+    <w:p>
+      <w:pPr>
+        <w:spacing w:after="80"/>
+      </w:pPr>
+      <w:r>
+        <w:rPr>
+          <w:color w:val="231F20"/>
+          <w:sz w:val="22"/>
+        </w:rPr>
+        <w:t>Save. Done. No Stripe dashboard action needed for the Reset Room.</w:t>
+      </w:r>
+    </w:p>
+    <w:p>
+      <w:pPr>
+        <w:spacing w:after="80"/>
+      </w:pPr>
+      <w:r>
+        <w:rPr>
+          <w:color w:val="231F20"/>
+          <w:sz w:val="22"/>
+        </w:rPr>
+        <w:t xml:space="preserve">For programmes (The Reset, Signal, etc.) — Anna opens each Programme entry and fills the same fields. </w:t>
+      </w:r>
+      <w:r>
+        <w:rPr>
+          <w:rFonts w:ascii="Consolas" w:hAnsi="Consolas"/>
+          <w:color w:val="6E3A5A"/>
+          <w:sz w:val="20"/>
+        </w:rPr>
+        <w:t>isRecurring</w:t>
+      </w:r>
+      <w:r>
+        <w:rPr>
+          <w:color w:val="231F20"/>
+          <w:sz w:val="22"/>
+        </w:rPr>
+        <w:t xml:space="preserve"> stays OFF, </w:t>
+      </w:r>
+      <w:r>
+        <w:rPr>
+          <w:rFonts w:ascii="Consolas" w:hAnsi="Consolas"/>
+          <w:color w:val="6E3A5A"/>
+          <w:sz w:val="20"/>
+        </w:rPr>
+        <w:t>grantsResetRoomAccess</w:t>
+      </w:r>
+      <w:r>
+        <w:rPr>
+          <w:color w:val="231F20"/>
+          <w:sz w:val="22"/>
+        </w:rPr>
+        <w:t xml:space="preserve"> stays OFF, </w:t>
+      </w:r>
+      <w:r>
+        <w:rPr>
+          <w:rFonts w:ascii="Consolas" w:hAnsi="Consolas"/>
+          <w:color w:val="6E3A5A"/>
+          <w:sz w:val="20"/>
+        </w:rPr>
+        <w:t>mailchimpTag</w:t>
+      </w:r>
+      <w:r>
+        <w:rPr>
+          <w:color w:val="231F20"/>
+          <w:sz w:val="22"/>
+        </w:rPr>
+        <w:t xml:space="preserve"> is one of the names from </w:t>
+      </w:r>
+      <w:r>
+        <w:rPr>
+          <w:rFonts w:ascii="Consolas" w:hAnsi="Consolas"/>
+          <w:color w:val="6E3A5A"/>
+          <w:sz w:val="20"/>
+        </w:rPr>
+        <w:t>MAILCHIMP_BUILD_SPEC.md</w:t>
+      </w:r>
+      <w:r>
+        <w:rPr>
+          <w:color w:val="231F20"/>
+          <w:sz w:val="22"/>
+        </w:rPr>
+        <w:t>.</w:t>
       </w:r>
     </w:p>
     <w:p>
@@ -651,6 +1382,13 @@
           <w:sz w:val="22"/>
         </w:rPr>
         <w:t>Developers → Webhooks → Add endpoint</w:t>
+      </w:r>
+      <w:r>
+        <w:rPr>
+          <w:color w:val="231F20"/>
+          <w:sz w:val="22"/>
+        </w:rPr>
+        <w:t>:</w:t>
       </w:r>
     </w:p>
     <w:p>
@@ -684,7 +1422,7 @@
           <w:color w:val="231F20"/>
           <w:sz w:val="22"/>
         </w:rPr>
-        <w:t>Events to listen for (click "+ Select events"):</w:t>
+        <w:t>Events to listen for:</w:t>
       </w:r>
     </w:p>
     <w:p>
@@ -777,20 +1515,7 @@
           <w:color w:val="231F20"/>
           <w:sz w:val="22"/>
         </w:rPr>
-        <w:t>Click "Add endpoint"</w:t>
-      </w:r>
-    </w:p>
-    <w:p>
-      <w:pPr>
-        <w:pStyle w:val="ListBullet"/>
-        <w:spacing w:after="40"/>
-      </w:pPr>
-      <w:r>
-        <w:rPr>
-          <w:color w:val="231F20"/>
-          <w:sz w:val="22"/>
-        </w:rPr>
-        <w:t xml:space="preserve">On the next screen, click </w:t>
+        <w:t xml:space="preserve">Click "Add endpoint" → click </w:t>
       </w:r>
       <w:r>
         <w:rPr>
@@ -805,7 +1530,7 @@
           <w:color w:val="231F20"/>
           <w:sz w:val="22"/>
         </w:rPr>
-        <w:t xml:space="preserve"> — copy it</w:t>
+        <w:t xml:space="preserve"> → copy</w:t>
       </w:r>
     </w:p>
     <w:p>
@@ -818,19 +1543,7 @@
           <w:color w:val="231F20"/>
           <w:sz w:val="22"/>
         </w:rPr>
-        <w:t>Paste into Coolify env:</w:t>
-      </w:r>
-    </w:p>
-    <w:p>
-      <w:pPr>
-        <w:spacing w:after="80"/>
-      </w:pPr>
-      <w:r>
-        <w:rPr>
-          <w:color w:val="231F20"/>
-          <w:sz w:val="22"/>
-        </w:rPr>
-        <w:t xml:space="preserve">  - </w:t>
+        <w:t xml:space="preserve">Paste into Coolify env: </w:t>
       </w:r>
       <w:r>
         <w:rPr>
@@ -838,7 +1551,7 @@
           <w:color w:val="6E3A5A"/>
           <w:sz w:val="20"/>
         </w:rPr>
-        <w:t>STRIPE_WEBHOOK_SECRET = whsec_XXXXX</w:t>
+        <w:t>STRIPE_WEBHOOK_SECRET = whsec_...</w:t>
       </w:r>
     </w:p>
     <w:p>
@@ -863,22 +1576,7 @@
           <w:color w:val="231F20"/>
           <w:sz w:val="22"/>
         </w:rPr>
-        <w:t>Strapi admin (</w:t>
-      </w:r>
-      <w:r>
-        <w:rPr>
-          <w:rFonts w:ascii="Consolas" w:hAnsi="Consolas"/>
-          <w:color w:val="6E3A5A"/>
-          <w:sz w:val="20"/>
-        </w:rPr>
-        <w:t>cms.annalouwellness.com/admin</w:t>
-      </w:r>
-      <w:r>
-        <w:rPr>
-          <w:color w:val="231F20"/>
-          <w:sz w:val="22"/>
-        </w:rPr>
-        <w:t xml:space="preserve">) → </w:t>
+        <w:t xml:space="preserve">Strapi admin → </w:t>
       </w:r>
       <w:r>
         <w:rPr>
@@ -887,6 +1585,13 @@
           <w:sz w:val="22"/>
         </w:rPr>
         <w:t>Settings → API Tokens → Create new API Token</w:t>
+      </w:r>
+      <w:r>
+        <w:rPr>
+          <w:color w:val="231F20"/>
+          <w:sz w:val="22"/>
+        </w:rPr>
+        <w:t>:</w:t>
       </w:r>
     </w:p>
     <w:p>
@@ -954,7 +1659,7 @@
           <w:color w:val="231F20"/>
           <w:sz w:val="22"/>
         </w:rPr>
-        <w:t>Click Save → copy the token (only shown once)</w:t>
+        <w:t>Save → copy the token (only shown once)</w:t>
       </w:r>
     </w:p>
     <w:p>
@@ -967,19 +1672,7 @@
           <w:color w:val="231F20"/>
           <w:sz w:val="22"/>
         </w:rPr>
-        <w:t>Paste into Coolify env:</w:t>
-      </w:r>
-    </w:p>
-    <w:p>
-      <w:pPr>
-        <w:spacing w:after="80"/>
-      </w:pPr>
-      <w:r>
-        <w:rPr>
-          <w:color w:val="231F20"/>
-          <w:sz w:val="22"/>
-        </w:rPr>
-        <w:t xml:space="preserve">  - </w:t>
+        <w:t xml:space="preserve">Paste into Coolify env: </w:t>
       </w:r>
       <w:r>
         <w:rPr>
@@ -1000,7 +1693,7 @@
           <w:color w:val="231F20"/>
           <w:sz w:val="26"/>
         </w:rPr>
-        <w:t>4. Redeploy Next.js</w:t>
+        <w:t>4. Redeploy Strapi (schema changes), then Next.js</w:t>
       </w:r>
     </w:p>
     <w:p>
@@ -1012,12 +1705,12 @@
           <w:color w:val="231F20"/>
           <w:sz w:val="22"/>
         </w:rPr>
-        <w:t>Coolify → Next.js → Redeploy. This picks up:</w:t>
+        <w:t>Schema changes need a Strapi rebuild. Use the established OOM-safe recipe:</w:t>
       </w:r>
     </w:p>
     <w:p>
       <w:pPr>
-        <w:pStyle w:val="ListBullet"/>
+        <w:pStyle w:val="ListNumber"/>
         <w:spacing w:after="40"/>
       </w:pPr>
       <w:r>
@@ -1025,12 +1718,12 @@
           <w:color w:val="231F20"/>
           <w:sz w:val="22"/>
         </w:rPr>
-        <w:t>New code (Stripe routes)</w:t>
+        <w:t>IONOS → Restart VPS</w:t>
       </w:r>
     </w:p>
     <w:p>
       <w:pPr>
-        <w:pStyle w:val="ListBullet"/>
+        <w:pStyle w:val="ListNumber"/>
         <w:spacing w:after="40"/>
       </w:pPr>
       <w:r>
@@ -1038,12 +1731,12 @@
           <w:color w:val="231F20"/>
           <w:sz w:val="22"/>
         </w:rPr>
-        <w:t>New env vars</w:t>
+        <w:t>Coolify → Next.js → Stop</w:t>
       </w:r>
     </w:p>
     <w:p>
       <w:pPr>
-        <w:pStyle w:val="ListBullet"/>
+        <w:pStyle w:val="ListNumber"/>
         <w:spacing w:after="40"/>
       </w:pPr>
       <w:r>
@@ -1051,7 +1744,35 @@
           <w:color w:val="231F20"/>
           <w:sz w:val="22"/>
         </w:rPr>
-        <w:t xml:space="preserve">New </w:t>
+        <w:t>Coolify → Strapi → Redeploy</w:t>
+      </w:r>
+    </w:p>
+    <w:p>
+      <w:pPr>
+        <w:pStyle w:val="ListNumber"/>
+        <w:spacing w:after="40"/>
+      </w:pPr>
+      <w:r>
+        <w:rPr>
+          <w:color w:val="231F20"/>
+          <w:sz w:val="22"/>
+        </w:rPr>
+        <w:t xml:space="preserve">After </w:t>
+      </w:r>
+      <w:r>
+        <w:rPr>
+          <w:rFonts w:ascii="Consolas" w:hAnsi="Consolas"/>
+          <w:color w:val="6E3A5A"/>
+          <w:sz w:val="20"/>
+        </w:rPr>
+        <w:t>Rolling update completed</w:t>
+      </w:r>
+      <w:r>
+        <w:rPr>
+          <w:color w:val="231F20"/>
+          <w:sz w:val="22"/>
+        </w:rPr>
+        <w:t xml:space="preserve">, Coolify → Next.js → Redeploy (picks up code + env + the new </w:t>
       </w:r>
       <w:r>
         <w:rPr>
@@ -1066,7 +1787,7 @@
           <w:color w:val="231F20"/>
           <w:sz w:val="22"/>
         </w:rPr>
-        <w:t xml:space="preserve"> npm dependency (auto-installed on build)</w:t>
+        <w:t xml:space="preserve"> npm dep)</w:t>
       </w:r>
     </w:p>
     <w:p>
@@ -1079,7 +1800,7 @@
           <w:color w:val="231F20"/>
           <w:sz w:val="26"/>
         </w:rPr>
-        <w:t>5. Test end-to-end (Test mode)</w:t>
+        <w:t>5. End-to-end test (Test mode)</w:t>
       </w:r>
     </w:p>
     <w:p>
@@ -1092,7 +1813,7 @@
           <w:color w:val="231F20"/>
           <w:sz w:val="22"/>
         </w:rPr>
-        <w:t xml:space="preserve">Open </w:t>
+        <w:t xml:space="preserve">(For now) Use a temporary test page that posts to </w:t>
       </w:r>
       <w:r>
         <w:rPr>
@@ -1100,20 +1821,14 @@
           <w:color w:val="6E3A5A"/>
           <w:sz w:val="20"/>
         </w:rPr>
-        <w:t>https://staging.annalouwellness.com/community/reset-room</w:t>
+        <w:t>/api/stripe/checkout</w:t>
       </w:r>
-    </w:p>
-    <w:p>
-      <w:pPr>
-        <w:pStyle w:val="ListNumber"/>
-        <w:spacing w:after="40"/>
-      </w:pPr>
       <w:r>
         <w:rPr>
           <w:color w:val="231F20"/>
           <w:sz w:val="22"/>
         </w:rPr>
-        <w:t>Click subscribe (once UI button is wired — see "Frontend wiring" below)</w:t>
+        <w:t xml:space="preserve"> — UI button comes after first successful test</w:t>
       </w:r>
     </w:p>
     <w:p>
@@ -1126,7 +1841,56 @@
           <w:color w:val="231F20"/>
           <w:sz w:val="22"/>
         </w:rPr>
-        <w:t xml:space="preserve">On Stripe Checkout, use test card: </w:t>
+        <w:t xml:space="preserve">Body: </w:t>
+      </w:r>
+      <w:r>
+        <w:rPr>
+          <w:rFonts w:ascii="Consolas" w:hAnsi="Consolas"/>
+          <w:color w:val="6E3A5A"/>
+          <w:sz w:val="20"/>
+        </w:rPr>
+        <w:t>{ "strapi_type": "membership" }</w:t>
+      </w:r>
+    </w:p>
+    <w:p>
+      <w:pPr>
+        <w:pStyle w:val="ListNumber"/>
+        <w:spacing w:after="40"/>
+      </w:pPr>
+      <w:r>
+        <w:rPr>
+          <w:color w:val="231F20"/>
+          <w:sz w:val="22"/>
+        </w:rPr>
+        <w:t xml:space="preserve">Get back </w:t>
+      </w:r>
+      <w:r>
+        <w:rPr>
+          <w:rFonts w:ascii="Consolas" w:hAnsi="Consolas"/>
+          <w:color w:val="6E3A5A"/>
+          <w:sz w:val="20"/>
+        </w:rPr>
+        <w:t>{ url }</w:t>
+      </w:r>
+      <w:r>
+        <w:rPr>
+          <w:color w:val="231F20"/>
+          <w:sz w:val="22"/>
+        </w:rPr>
+        <w:t xml:space="preserve"> → open in browser</w:t>
+      </w:r>
+    </w:p>
+    <w:p>
+      <w:pPr>
+        <w:pStyle w:val="ListNumber"/>
+        <w:spacing w:after="40"/>
+      </w:pPr>
+      <w:r>
+        <w:rPr>
+          <w:color w:val="231F20"/>
+          <w:sz w:val="22"/>
+        </w:rPr>
+        <w:t xml:space="preserve">Use Stripe test card: </w:t>
       </w:r>
       <w:r>
         <w:rPr>
@@ -1232,7 +1996,7 @@
           <w:color w:val="231F20"/>
           <w:sz w:val="22"/>
         </w:rPr>
-        <w:t xml:space="preserve">   - User should receive password-reset email from Strapi</w:t>
+        <w:t xml:space="preserve">   - User receives password-reset email from Strapi</w:t>
       </w:r>
     </w:p>
     <w:p>
@@ -1255,6 +2019,13 @@
         </w:rPr>
         <w:t>authenticated</w:t>
       </w:r>
+      <w:r>
+        <w:rPr>
+          <w:color w:val="231F20"/>
+          <w:sz w:val="22"/>
+        </w:rPr>
+        <w:t xml:space="preserve"> + tag goes inactive in Mailchimp</w:t>
+      </w:r>
     </w:p>
     <w:p>
       <w:pPr>
@@ -1277,7 +2048,7 @@
           <w:color w:val="6E3A5A"/>
           <w:sz w:val="32"/>
         </w:rPr>
-        <w:t>Architecture</w:t>
+        <w:t>Architecture: end-to-end flow</w:t>
       </w:r>
     </w:p>
     <w:p>
@@ -1290,7 +2061,7 @@
           <w:color w:val="231F20"/>
           <w:sz w:val="26"/>
         </w:rPr>
-        <w:t>Flow: Reset Room signup</w:t>
+        <w:t>Buying a subscription (Reset Room)</w:t>
       </w:r>
     </w:p>
     <w:p>
@@ -1315,7 +2086,7 @@
           <w:color w:val="231F20"/>
           <w:sz w:val="22"/>
         </w:rPr>
-        <w:t>User clicks "Subscribe" on /community/reset-room</w:t>
+        <w:t>User on /community/reset-room clicks "Subscribe £25/month"</w:t>
       </w:r>
     </w:p>
     <w:p>
@@ -1327,7 +2098,7 @@
           <w:color w:val="231F20"/>
           <w:sz w:val="22"/>
         </w:rPr>
-        <w:t xml:space="preserve">  → POST /api/stripe/checkout { product: 'reset-room', email? }</w:t>
+        <w:t xml:space="preserve">  → POST /api/stripe/checkout { strapi_type: 'membership' }</w:t>
       </w:r>
     </w:p>
     <w:p>
@@ -1339,7 +2110,7 @@
           <w:color w:val="231F20"/>
           <w:sz w:val="22"/>
         </w:rPr>
-        <w:t xml:space="preserve">  → Returns { url: stripe.checkout.session.url }</w:t>
+        <w:t xml:space="preserve">  → Backend fetches Membership from Strapi</w:t>
       </w:r>
     </w:p>
     <w:p>
@@ -1351,7 +2122,7 @@
           <w:color w:val="231F20"/>
           <w:sz w:val="22"/>
         </w:rPr>
-        <w:t xml:space="preserve">  → Frontend redirects to Stripe Checkout</w:t>
+        <w:t xml:space="preserve">  → Builds inline price_data: { currency: 'gbp', unit_amount: 2500, recurring: { interval: 'month' } }</w:t>
       </w:r>
     </w:p>
     <w:p>
@@ -1363,7 +2134,43 @@
           <w:color w:val="231F20"/>
           <w:sz w:val="22"/>
         </w:rPr>
-        <w:t xml:space="preserve">  → User pays</w:t>
+        <w:t xml:space="preserve">  → Creates Checkout Session with mode='subscription' and metadata { strapi_type, strapi_id }</w:t>
+      </w:r>
+    </w:p>
+    <w:p>
+      <w:pPr>
+        <w:spacing w:after="80"/>
+      </w:pPr>
+      <w:r>
+        <w:rPr>
+          <w:color w:val="231F20"/>
+          <w:sz w:val="22"/>
+        </w:rPr>
+        <w:t xml:space="preserve">  → Returns { url: session.url }</w:t>
+      </w:r>
+    </w:p>
+    <w:p>
+      <w:pPr>
+        <w:spacing w:after="80"/>
+      </w:pPr>
+      <w:r>
+        <w:rPr>
+          <w:color w:val="231F20"/>
+          <w:sz w:val="22"/>
+        </w:rPr>
+        <w:t xml:space="preserve">  → Frontend redirects user to Stripe Checkout</w:t>
+      </w:r>
+    </w:p>
+    <w:p>
+      <w:pPr>
+        <w:spacing w:after="80"/>
+      </w:pPr>
+      <w:r>
+        <w:rPr>
+          <w:color w:val="231F20"/>
+          <w:sz w:val="22"/>
+        </w:rPr>
+        <w:t xml:space="preserve">  → User pays (4242 4242 4242 4242 in test mode)</w:t>
       </w:r>
     </w:p>
     <w:p>
@@ -1399,7 +2206,7 @@
           <w:color w:val="231F20"/>
           <w:sz w:val="22"/>
         </w:rPr>
-        <w:t xml:space="preserve">    → Webhook: verify signature</w:t>
+        <w:t xml:space="preserve">    → Verify signature</w:t>
       </w:r>
     </w:p>
     <w:p>
@@ -1411,7 +2218,7 @@
           <w:color w:val="231F20"/>
           <w:sz w:val="22"/>
         </w:rPr>
-        <w:t xml:space="preserve">    → Get email + price ID from event</w:t>
+        <w:t xml:space="preserve">    → Read { strapi_type, strapi_id } from metadata</w:t>
       </w:r>
     </w:p>
     <w:p>
@@ -1423,55 +2230,7 @@
           <w:color w:val="231F20"/>
           <w:sz w:val="22"/>
         </w:rPr>
-        <w:t xml:space="preserve">    → Look up product config in stripe.ts</w:t>
-      </w:r>
-    </w:p>
-    <w:p>
-      <w:pPr>
-        <w:spacing w:after="80"/>
-      </w:pPr>
-      <w:r>
-        <w:rPr>
-          <w:color w:val="231F20"/>
-          <w:sz w:val="22"/>
-        </w:rPr>
-        <w:t xml:space="preserve">    → IF grantRole=true:</w:t>
-      </w:r>
-    </w:p>
-    <w:p>
-      <w:pPr>
-        <w:spacing w:after="80"/>
-      </w:pPr>
-      <w:r>
-        <w:rPr>
-          <w:color w:val="231F20"/>
-          <w:sz w:val="22"/>
-        </w:rPr>
-        <w:t xml:space="preserve">       - Create or update Strapi user</w:t>
-      </w:r>
-    </w:p>
-    <w:p>
-      <w:pPr>
-        <w:spacing w:after="80"/>
-      </w:pPr>
-      <w:r>
-        <w:rPr>
-          <w:color w:val="231F20"/>
-          <w:sz w:val="22"/>
-        </w:rPr>
-        <w:t xml:space="preserve">       - Assign role: reset-room-member</w:t>
-      </w:r>
-    </w:p>
-    <w:p>
-      <w:pPr>
-        <w:spacing w:after="80"/>
-      </w:pPr>
-      <w:r>
-        <w:rPr>
-          <w:color w:val="231F20"/>
-          <w:sz w:val="22"/>
-        </w:rPr>
-        <w:t xml:space="preserve">       - Send password-reset email (so user can set their own password)</w:t>
+        <w:t xml:space="preserve">    → Re-fetch Strapi record (current source of truth for tag + role)</w:t>
       </w:r>
     </w:p>
     <w:p>
@@ -1484,6 +2243,30 @@
           <w:sz w:val="22"/>
         </w:rPr>
         <w:t xml:space="preserve">    → Tag in Mailchimp: 'Reset Room Members' (triggers Customer Journey 6)</w:t>
+      </w:r>
+    </w:p>
+    <w:p>
+      <w:pPr>
+        <w:spacing w:after="80"/>
+      </w:pPr>
+      <w:r>
+        <w:rPr>
+          <w:color w:val="231F20"/>
+          <w:sz w:val="22"/>
+        </w:rPr>
+        <w:t xml:space="preserve">    → grantsResetRoomAccess === true → create/update Strapi user + assign role</w:t>
+      </w:r>
+    </w:p>
+    <w:p>
+      <w:pPr>
+        <w:spacing w:after="80"/>
+      </w:pPr>
+      <w:r>
+        <w:rPr>
+          <w:color w:val="231F20"/>
+          <w:sz w:val="22"/>
+        </w:rPr>
+        <w:t xml:space="preserve">    → Send password-reset email so user can set their own password</w:t>
       </w:r>
     </w:p>
     <w:p>
@@ -1509,7 +2292,7 @@
           <w:color w:val="231F20"/>
           <w:sz w:val="26"/>
         </w:rPr>
-        <w:t>Flow: One-off purchase (Workshop, The Reset, etc.)</w:t>
+        <w:t>Buying a one-off programme (e.g. The Reset)</w:t>
       </w:r>
     </w:p>
     <w:p>
@@ -1534,7 +2317,7 @@
           <w:color w:val="231F20"/>
           <w:sz w:val="22"/>
         </w:rPr>
-        <w:t>User clicks "Book" on /experiences/workshops (or similar)</w:t>
+        <w:t>User on /the-work/the-reset clicks "Book £1,500"</w:t>
       </w:r>
     </w:p>
     <w:p>
@@ -1546,7 +2329,7 @@
           <w:color w:val="231F20"/>
           <w:sz w:val="22"/>
         </w:rPr>
-        <w:t xml:space="preserve">  → POST /api/stripe/checkout { product: 'workshop', email? }</w:t>
+        <w:t xml:space="preserve">  → POST /api/stripe/checkout { strapi_type: 'programme', strapi_id: 'the-reset' }</w:t>
       </w:r>
     </w:p>
     <w:p>
@@ -1558,7 +2341,7 @@
           <w:color w:val="231F20"/>
           <w:sz w:val="22"/>
         </w:rPr>
-        <w:t xml:space="preserve">  → Stripe Checkout (one-off payment, not subscription)</w:t>
+        <w:t xml:space="preserve">  → Same flow but mode='payment' (one-off)</w:t>
       </w:r>
     </w:p>
     <w:p>
@@ -1570,7 +2353,7 @@
           <w:color w:val="231F20"/>
           <w:sz w:val="22"/>
         </w:rPr>
-        <w:t xml:space="preserve">  → On success: Stripe fires checkout.session.completed</w:t>
+        <w:t xml:space="preserve">  → Webhook attaches tag (e.g. 'The Reset (6-week)')</w:t>
       </w:r>
     </w:p>
     <w:p>
@@ -1582,7 +2365,19 @@
           <w:color w:val="231F20"/>
           <w:sz w:val="22"/>
         </w:rPr>
-        <w:t xml:space="preserve">  → Webhook tags user in Mailchimp (no Strapi role grant for one-offs)</w:t>
+        <w:t xml:space="preserve">  → grantsResetRoomAccess === false → no Strapi role change</w:t>
+      </w:r>
+    </w:p>
+    <w:p>
+      <w:pPr>
+        <w:spacing w:after="80"/>
+      </w:pPr>
+      <w:r>
+        <w:rPr>
+          <w:color w:val="231F20"/>
+          <w:sz w:val="22"/>
+        </w:rPr>
+        <w:t xml:space="preserve">  → Mailchimp Customer Journey 7 starts</w:t>
       </w:r>
     </w:p>
     <w:p>
@@ -1683,7 +2478,7 @@
           <w:color w:val="231F20"/>
           <w:sz w:val="22"/>
         </w:rPr>
-        <w:t>The checkout endpoint exists but no UI button calls it yet. Two locations to wire:</w:t>
+        <w:t>The checkout endpoint exists but no UI buttons call it yet. Plan:</w:t>
       </w:r>
     </w:p>
     <w:p>
@@ -1731,7 +2526,19 @@
           <w:color w:val="231F20"/>
           <w:sz w:val="22"/>
         </w:rPr>
-        <w:t xml:space="preserve">   - Add a "Subscribe — £25/month" button</w:t>
+        <w:t xml:space="preserve">   - Read Membership from Strapi (price + recurring info)</w:t>
+      </w:r>
+    </w:p>
+    <w:p>
+      <w:pPr>
+        <w:spacing w:after="80"/>
+      </w:pPr>
+      <w:r>
+        <w:rPr>
+          <w:color w:val="231F20"/>
+          <w:sz w:val="22"/>
+        </w:rPr>
+        <w:t xml:space="preserve">   - Show "Subscribe £25/month" button</w:t>
       </w:r>
     </w:p>
     <w:p>
@@ -1751,34 +2558,14 @@
           <w:color w:val="6E3A5A"/>
           <w:sz w:val="20"/>
         </w:rPr>
-        <w:t>/api/stripe/checkout</w:t>
+        <w:t>/api/stripe/checkout { strapi_type: 'membership' }</w:t>
       </w:r>
       <w:r>
         <w:rPr>
           <w:color w:val="231F20"/>
           <w:sz w:val="22"/>
         </w:rPr>
-        <w:t xml:space="preserve"> with </w:t>
-      </w:r>
-      <w:r>
-        <w:rPr>
-          <w:rFonts w:ascii="Consolas" w:hAnsi="Consolas"/>
-          <w:color w:val="6E3A5A"/>
-          <w:sz w:val="20"/>
-        </w:rPr>
-        <w:t>{ product: 'reset-room', email: session?.user?.email }</w:t>
-      </w:r>
-    </w:p>
-    <w:p>
-      <w:pPr>
-        <w:spacing w:after="80"/>
-      </w:pPr>
-      <w:r>
-        <w:rPr>
-          <w:color w:val="231F20"/>
-          <w:sz w:val="22"/>
-        </w:rPr>
-        <w:t xml:space="preserve">   - Redirect </w:t>
+        <w:t xml:space="preserve"> → </w:t>
       </w:r>
       <w:r>
         <w:rPr>
@@ -1800,26 +2587,14 @@
           <w:color w:val="231F20"/>
           <w:sz w:val="22"/>
         </w:rPr>
-        <w:t>Per-programme pages</w:t>
+        <w:t>Programme pages</w:t>
       </w:r>
       <w:r>
         <w:rPr>
           <w:color w:val="231F20"/>
           <w:sz w:val="22"/>
         </w:rPr>
-        <w:t xml:space="preserve"> (eventually, as Anna confirms pricing)</w:t>
-      </w:r>
-    </w:p>
-    <w:p>
-      <w:pPr>
-        <w:spacing w:after="80"/>
-      </w:pPr>
-      <w:r>
-        <w:rPr>
-          <w:color w:val="231F20"/>
-          <w:sz w:val="22"/>
-        </w:rPr>
-        <w:t xml:space="preserve">   - Same pattern with different </w:t>
+        <w:t xml:space="preserve"> (</w:t>
       </w:r>
       <w:r>
         <w:rPr>
@@ -1827,14 +2602,14 @@
           <w:color w:val="6E3A5A"/>
           <w:sz w:val="20"/>
         </w:rPr>
-        <w:t>product</w:t>
+        <w:t>web/app/the-work/[slug]/page.tsx</w:t>
       </w:r>
       <w:r>
         <w:rPr>
           <w:color w:val="231F20"/>
           <w:sz w:val="22"/>
         </w:rPr>
-        <w:t xml:space="preserve"> keys</w:t>
+        <w:t xml:space="preserve"> etc.)</w:t>
       </w:r>
     </w:p>
     <w:p>
@@ -1846,7 +2621,81 @@
           <w:color w:val="231F20"/>
           <w:sz w:val="22"/>
         </w:rPr>
-        <w:t>Recommend: wait until Anna creates the Reset Room product + we have the price ID before building UI. Easier to test with a real product.</w:t>
+        <w:t xml:space="preserve">   - Read Programme from Strapi</w:t>
+      </w:r>
+    </w:p>
+    <w:p>
+      <w:pPr>
+        <w:spacing w:after="80"/>
+      </w:pPr>
+      <w:r>
+        <w:rPr>
+          <w:color w:val="231F20"/>
+          <w:sz w:val="22"/>
+        </w:rPr>
+        <w:t xml:space="preserve">   - If </w:t>
+      </w:r>
+      <w:r>
+        <w:rPr>
+          <w:rFonts w:ascii="Consolas" w:hAnsi="Consolas"/>
+          <w:color w:val="6E3A5A"/>
+          <w:sz w:val="20"/>
+        </w:rPr>
+        <w:t>pricePence &gt; 0</w:t>
+      </w:r>
+      <w:r>
+        <w:rPr>
+          <w:color w:val="231F20"/>
+          <w:sz w:val="22"/>
+        </w:rPr>
+        <w:t xml:space="preserve">: show "Book £X" button → POST </w:t>
+      </w:r>
+      <w:r>
+        <w:rPr>
+          <w:rFonts w:ascii="Consolas" w:hAnsi="Consolas"/>
+          <w:color w:val="6E3A5A"/>
+          <w:sz w:val="20"/>
+        </w:rPr>
+        <w:t>{ strapi_type: 'programme', strapi_id: slug }</w:t>
+      </w:r>
+    </w:p>
+    <w:p>
+      <w:pPr>
+        <w:spacing w:after="80"/>
+      </w:pPr>
+      <w:r>
+        <w:rPr>
+          <w:color w:val="231F20"/>
+          <w:sz w:val="22"/>
+        </w:rPr>
+        <w:t xml:space="preserve">   - If </w:t>
+      </w:r>
+      <w:r>
+        <w:rPr>
+          <w:rFonts w:ascii="Consolas" w:hAnsi="Consolas"/>
+          <w:color w:val="6E3A5A"/>
+          <w:sz w:val="20"/>
+        </w:rPr>
+        <w:t>pricePence === 0</w:t>
+      </w:r>
+      <w:r>
+        <w:rPr>
+          <w:color w:val="231F20"/>
+          <w:sz w:val="22"/>
+        </w:rPr>
+        <w:t>: keep the existing "Book a discovery call" CTA</w:t>
+      </w:r>
+    </w:p>
+    <w:p>
+      <w:pPr>
+        <w:spacing w:after="80"/>
+      </w:pPr>
+      <w:r>
+        <w:rPr>
+          <w:color w:val="231F20"/>
+          <w:sz w:val="22"/>
+        </w:rPr>
+        <w:t>Wire after first successful end-to-end test.</w:t>
       </w:r>
     </w:p>
     <w:p>
@@ -1870,7 +2719,7 @@
           <w:color w:val="6E3A5A"/>
           <w:sz w:val="32"/>
         </w:rPr>
-        <w:t>Pending Anna decisions</w:t>
+        <w:t>Pending Anna decisions / inputs</w:t>
       </w:r>
     </w:p>
     <w:p>
@@ -1883,33 +2732,37 @@
           <w:color w:val="231F20"/>
           <w:sz w:val="22"/>
         </w:rPr>
-        <w:t>Pricing for the 7 other programmes (The Reset, Signal, etc.)</w:t>
+        <w:t xml:space="preserve">Set </w:t>
       </w:r>
-    </w:p>
-    <w:p>
-      <w:pPr>
-        <w:pStyle w:val="ListBullet"/>
-        <w:spacing w:after="40"/>
-      </w:pPr>
+      <w:r>
+        <w:rPr>
+          <w:rFonts w:ascii="Consolas" w:hAnsi="Consolas"/>
+          <w:color w:val="6E3A5A"/>
+          <w:sz w:val="20"/>
+        </w:rPr>
+        <w:t>pricePence</w:t>
+      </w:r>
       <w:r>
         <w:rPr>
           <w:color w:val="231F20"/>
           <w:sz w:val="22"/>
         </w:rPr>
-        <w:t>Whether programmes are one-off payments OR payment plans (e.g. 3 installments)</w:t>
+        <w:t xml:space="preserve"> and </w:t>
       </w:r>
-    </w:p>
-    <w:p>
-      <w:pPr>
-        <w:pStyle w:val="ListBullet"/>
-        <w:spacing w:after="40"/>
-      </w:pPr>
+      <w:r>
+        <w:rPr>
+          <w:rFonts w:ascii="Consolas" w:hAnsi="Consolas"/>
+          <w:color w:val="6E3A5A"/>
+          <w:sz w:val="20"/>
+        </w:rPr>
+        <w:t>mailchimpTag</w:t>
+      </w:r>
       <w:r>
         <w:rPr>
           <w:color w:val="231F20"/>
           <w:sz w:val="22"/>
         </w:rPr>
-        <w:t>Workshop pricing — flat fee or tiered (£15 access / £200 in-person)?</w:t>
+        <w:t xml:space="preserve"> on each programme she wants to sell</w:t>
       </w:r>
     </w:p>
     <w:p>
@@ -1922,7 +2775,43 @@
           <w:color w:val="231F20"/>
           <w:sz w:val="22"/>
         </w:rPr>
-        <w:t>Refund policy (Stripe supports refunds; we don't need a UI for it now)</w:t>
+        <w:t>Decide whether some programmes are payment plans (Stripe supports — needs schema extension if so)</w:t>
+      </w:r>
+    </w:p>
+    <w:p>
+      <w:pPr>
+        <w:pStyle w:val="ListBullet"/>
+        <w:spacing w:after="40"/>
+      </w:pPr>
+      <w:r>
+        <w:rPr>
+          <w:color w:val="231F20"/>
+          <w:sz w:val="22"/>
+        </w:rPr>
+        <w:t xml:space="preserve">Default from-email in Mailchimp is </w:t>
+      </w:r>
+      <w:r>
+        <w:rPr>
+          <w:rFonts w:ascii="Consolas" w:hAnsi="Consolas"/>
+          <w:color w:val="6E3A5A"/>
+          <w:sz w:val="20"/>
+        </w:rPr>
+        <w:t>anna@annalouoflondon.com</w:t>
+      </w:r>
+      <w:r>
+        <w:rPr>
+          <w:color w:val="231F20"/>
+          <w:sz w:val="22"/>
+        </w:rPr>
+        <w:t xml:space="preserve"> — may want </w:t>
+      </w:r>
+      <w:r>
+        <w:rPr>
+          <w:rFonts w:ascii="Consolas" w:hAnsi="Consolas"/>
+          <w:color w:val="6E3A5A"/>
+          <w:sz w:val="20"/>
+        </w:rPr>
+        <w:t>hello@annalouwellness.com</w:t>
       </w:r>
     </w:p>
     <w:p>
@@ -1958,7 +2847,7 @@
           <w:color w:val="231F20"/>
           <w:sz w:val="22"/>
         </w:rPr>
-        <w:t xml:space="preserve">Stripe webhook attaches these Mailchimp tags. Each tag triggers the matching Customer Journey in </w:t>
+        <w:t xml:space="preserve">The mailchimpTag value Anna sets on each Strapi record must match a tag name in Mailchimp exactly. These map to Customer Journeys in </w:t>
       </w:r>
       <w:r>
         <w:rPr>
@@ -1973,7 +2862,7 @@
           <w:color w:val="231F20"/>
           <w:sz w:val="22"/>
         </w:rPr>
-        <w:t>.</w:t>
+        <w:t>:</w:t>
       </w:r>
     </w:p>
     <w:tbl>
@@ -2000,7 +2889,7 @@
                 <w:color w:val="6E3A5A"/>
                 <w:sz w:val="22"/>
               </w:rPr>
-              <w:t>Stripe price env var</w:t>
+              <w:t>Where set in Strapi</w:t>
             </w:r>
           </w:p>
         </w:tc>
@@ -2016,7 +2905,7 @@
                 <w:color w:val="6E3A5A"/>
                 <w:sz w:val="22"/>
               </w:rPr>
-              <w:t>Mailchimp tag</w:t>
+              <w:t>mailchimpTag</w:t>
             </w:r>
           </w:p>
         </w:tc>
@@ -2046,11 +2935,10 @@
             <w:r/>
             <w:r>
               <w:rPr>
-                <w:rFonts w:ascii="Consolas" w:hAnsi="Consolas"/>
-                <w:color w:val="6E3A5A"/>
-                <w:sz w:val="20"/>
+                <w:color w:val="231F20"/>
+                <w:sz w:val="22"/>
               </w:rPr>
-              <w:t>STRIPE_PRICE_RESET_ROOM</w:t>
+              <w:t>Membership (singleType)</w:t>
             </w:r>
           </w:p>
         </w:tc>
@@ -2095,11 +2983,10 @@
             <w:r/>
             <w:r>
               <w:rPr>
-                <w:rFonts w:ascii="Consolas" w:hAnsi="Consolas"/>
-                <w:color w:val="6E3A5A"/>
-                <w:sz w:val="20"/>
+                <w:color w:val="231F20"/>
+                <w:sz w:val="22"/>
               </w:rPr>
-              <w:t>STRIPE_PRICE_THE_RESET</w:t>
+              <w:t>Programme "The Reset"</w:t>
             </w:r>
           </w:p>
         </w:tc>
@@ -2144,11 +3031,10 @@
             <w:r/>
             <w:r>
               <w:rPr>
-                <w:rFonts w:ascii="Consolas" w:hAnsi="Consolas"/>
-                <w:color w:val="6E3A5A"/>
-                <w:sz w:val="20"/>
+                <w:color w:val="231F20"/>
+                <w:sz w:val="22"/>
               </w:rPr>
-              <w:t>STRIPE_PRICE_SIGNAL</w:t>
+              <w:t>Programme "Signal"</w:t>
             </w:r>
           </w:p>
         </w:tc>
@@ -2193,11 +3079,10 @@
             <w:r/>
             <w:r>
               <w:rPr>
-                <w:rFonts w:ascii="Consolas" w:hAnsi="Consolas"/>
-                <w:color w:val="6E3A5A"/>
-                <w:sz w:val="20"/>
+                <w:color w:val="231F20"/>
+                <w:sz w:val="22"/>
               </w:rPr>
-              <w:t>STRIPE_PRICE_SIGNAL_BUILD</w:t>
+              <w:t>Programme "Signal &amp; Build"</w:t>
             </w:r>
           </w:p>
         </w:tc>
@@ -2242,11 +3127,10 @@
             <w:r/>
             <w:r>
               <w:rPr>
-                <w:rFonts w:ascii="Consolas" w:hAnsi="Consolas"/>
-                <w:color w:val="6E3A5A"/>
-                <w:sz w:val="20"/>
+                <w:color w:val="231F20"/>
+                <w:sz w:val="22"/>
               </w:rPr>
-              <w:t>STRIPE_PRICE_ONE_DAY</w:t>
+              <w:t>Programme "One Day Intensive"</w:t>
             </w:r>
           </w:p>
         </w:tc>
@@ -2291,11 +3175,10 @@
             <w:r/>
             <w:r>
               <w:rPr>
-                <w:rFonts w:ascii="Consolas" w:hAnsi="Consolas"/>
-                <w:color w:val="6E3A5A"/>
-                <w:sz w:val="20"/>
+                <w:color w:val="231F20"/>
+                <w:sz w:val="22"/>
               </w:rPr>
-              <w:t>STRIPE_PRICE_SIGNAL_COLLECTIVE</w:t>
+              <w:t>Programme "Signal Collective"</w:t>
             </w:r>
           </w:p>
         </w:tc>
@@ -2340,11 +3223,10 @@
             <w:r/>
             <w:r>
               <w:rPr>
-                <w:rFonts w:ascii="Consolas" w:hAnsi="Consolas"/>
-                <w:color w:val="6E3A5A"/>
-                <w:sz w:val="20"/>
+                <w:color w:val="231F20"/>
+                <w:sz w:val="22"/>
               </w:rPr>
-              <w:t>STRIPE_PRICE_RESET_SESSION</w:t>
+              <w:t>Programme Reset Sessions (any variant)</w:t>
             </w:r>
           </w:p>
         </w:tc>
@@ -2389,11 +3271,10 @@
             <w:r/>
             <w:r>
               <w:rPr>
-                <w:rFonts w:ascii="Consolas" w:hAnsi="Consolas"/>
-                <w:color w:val="6E3A5A"/>
-                <w:sz w:val="20"/>
+                <w:color w:val="231F20"/>
+                <w:sz w:val="22"/>
               </w:rPr>
-              <w:t>STRIPE_PRICE_WORKSHOP</w:t>
+              <w:t>Experience Page workshops/retreats</w:t>
             </w:r>
           </w:p>
         </w:tc>
